--- a/docassemble/MAInformalAppelleeBrief/data/templates/appellee_brief_next_steps.docx
+++ b/docassemble/MAInformalAppelleeBrief/data/templates/appellee_brief_next_steps.docx
@@ -3,43 +3,14 @@
 <w:document xmlns:wpc="http://schemas.microsoft.com/office/word/2010/wordprocessingCanvas" xmlns:cx="http://schemas.microsoft.com/office/drawing/2014/chartex" xmlns:cx1="http://schemas.microsoft.com/office/drawing/2015/9/8/chartex" xmlns:cx2="http://schemas.microsoft.com/office/drawing/2015/10/21/chartex" xmlns:cx3="http://schemas.microsoft.com/office/drawing/2016/5/9/chartex" xmlns:cx4="http://schemas.microsoft.com/office/drawing/2016/5/10/chartex" xmlns:cx5="http://schemas.microsoft.com/office/drawing/2016/5/11/chartex" xmlns:cx6="http://schemas.microsoft.com/office/drawing/2016/5/12/chartex" xmlns:cx7="http://schemas.microsoft.com/office/drawing/2016/5/13/chartex" xmlns:cx8="http://schemas.microsoft.com/office/drawing/2016/5/14/chartex" xmlns:mc="http://schemas.openxmlformats.org/markup-compatibility/2006" xmlns:aink="http://schemas.microsoft.com/office/drawing/2016/ink" xmlns:am3d="http://schemas.microsoft.com/office/drawing/2017/model3d" xmlns:o="urn:schemas-microsoft-com:office:office" xmlns:oel="http://schemas.microsoft.com/office/2019/extlst" xmlns:r="http://schemas.openxmlformats.org/officeDocument/2006/relationships" xmlns:m="http://schemas.openxmlformats.org/officeDocument/2006/math" xmlns:v="urn:schemas-microsoft-com:vml" xmlns:wp14="http://schemas.microsoft.com/office/word/2010/wordprocessingDrawing" xmlns:wp="http://schemas.openxmlformats.org/drawingml/2006/wordprocessingDrawing" xmlns:w10="urn:schemas-microsoft-com:office:word" xmlns:w="http://schemas.openxmlformats.org/wordprocessingml/2006/main" xmlns:w14="http://schemas.microsoft.com/office/word/2010/wordml" xmlns:w15="http://schemas.microsoft.com/office/word/2012/wordml" xmlns:w16cex="http://schemas.microsoft.com/office/word/2018/wordml/cex" xmlns:w16cid="http://schemas.microsoft.com/office/word/2016/wordml/cid" xmlns:w16="http://schemas.microsoft.com/office/word/2018/wordml" xmlns:w16du="http://schemas.microsoft.com/office/word/2023/wordml/word16du" xmlns:w16sdtdh="http://schemas.microsoft.com/office/word/2020/wordml/sdtdatahash" xmlns:w16se="http://schemas.microsoft.com/office/word/2015/wordml/symex" xmlns:wpg="http://schemas.microsoft.com/office/word/2010/wordprocessingGroup" xmlns:wpi="http://schemas.microsoft.com/office/word/2010/wordprocessingInk" xmlns:wne="http://schemas.microsoft.com/office/word/2006/wordml" xmlns:wps="http://schemas.microsoft.com/office/word/2010/wordprocessingShape" mc:Ignorable="w14 w15 w16se w16cid w16 w16cex w16sdtdh w16du wp14">
   <w:background w:color="FFFFFF"/>
   <w:body>
-    <w:tbl>
-      <w:tblPr>
-        <w:tblStyle w:val="TableGrid"/>
-        <w:tblW w:w="10790" w:type="dxa"/>
-        <w:tblCellMar>
-          <w:top w:w="115" w:type="dxa"/>
-          <w:left w:w="115" w:type="dxa"/>
-          <w:bottom w:w="115" w:type="dxa"/>
-          <w:right w:w="115" w:type="dxa"/>
-        </w:tblCellMar>
-        <w:tblLook w:val="04A0" w:firstRow="1" w:lastRow="0" w:firstColumn="1" w:lastColumn="0" w:noHBand="0" w:noVBand="1"/>
-      </w:tblPr>
-      <w:tblGrid>
-        <w:gridCol w:w="10790"/>
-      </w:tblGrid>
-      <w:tr>
-        <w:tc>
-          <w:tcPr>
-            <w:tcW w:w="10790" w:type="dxa"/>
-            <w:shd w:val="clear" w:color="auto" w:fill="17406D" w:themeFill="text2"/>
-          </w:tcPr>
-          <w:p>
-            <w:pPr>
-              <w:pStyle w:val="Title"/>
-              <w:spacing w:after="0"/>
-              <w:jc w:val="center"/>
-            </w:pPr>
-            <w:r>
-              <w:rPr>
-                <w:color w:val="FFFFFF" w:themeColor="background1"/>
-              </w:rPr>
-              <w:t>Get an informal brief - Appellee</w:t>
-            </w:r>
-          </w:p>
-        </w:tc>
-      </w:tr>
-    </w:tbl>
+    <w:p>
+      <w:pPr>
+        <w:pStyle w:val="Title"/>
+      </w:pPr>
+      <w:r>
+        <w:t>Get an informal brief - Appellee</w:t>
+      </w:r>
+    </w:p>
     <w:p>
       <w:pPr>
         <w:rPr>
@@ -3514,6 +3485,7 @@
       <w:bCs/>
       <w:i/>
       <w:iCs/>
+      <w:color w:val="17406D"/>
       <w:sz w:val="32"/>
       <w:szCs w:val="32"/>
     </w:rPr>
@@ -3538,7 +3510,7 @@
       <w:rFonts w:asciiTheme="majorHAnsi" w:eastAsiaTheme="majorEastAsia" w:hAnsiTheme="majorHAnsi" w:cstheme="majorBidi"/>
       <w:b/>
       <w:bCs/>
-      <w:color w:val="0074F1"/>
+      <w:color w:val="17406D"/>
       <w:sz w:val="24"/>
       <w:szCs w:val="24"/>
     </w:rPr>
@@ -3560,6 +3532,7 @@
       <w:rFonts w:asciiTheme="majorHAnsi" w:eastAsiaTheme="majorEastAsia" w:hAnsiTheme="majorHAnsi" w:cstheme="majorBidi"/>
       <w:b/>
       <w:bCs/>
+      <w:color w:val="17406D"/>
       <w:sz w:val="21"/>
       <w:szCs w:val="21"/>
     </w:rPr>
@@ -3583,6 +3556,7 @@
       <w:bCs/>
       <w:i/>
       <w:iCs/>
+      <w:color w:val="17406D"/>
       <w:sz w:val="24"/>
       <w:szCs w:val="24"/>
     </w:rPr>
@@ -4156,11 +4130,19 @@
     <w:uiPriority w:val="10"/>
     <w:qFormat/>
     <w:rsid w:val="00F47A36"/>
+    <w:pPr>
+      <w:jc w:val="center"/>
+      <w:shd w:val="clear" w:color="auto" w:fill="17406D"/>
+      <w:pBdr>
+        <w:top w:val="single" w:sz="48" w:space="1" w:color="17406D"/>
+        <w:bottom w:val="single" w:sz="48" w:space="1" w:color="17406D"/>
+      </w:pBdr>
+    </w:pPr>
     <w:rPr>
       <w:rFonts w:asciiTheme="majorHAnsi" w:eastAsiaTheme="majorEastAsia" w:hAnsiTheme="majorHAnsi" w:cstheme="majorBidi"/>
       <w:b/>
       <w:bCs/>
-      <w:color w:val="002E63"/>
+      <w:color w:val="FFFFFF"/>
       <w:spacing w:val="10"/>
       <w:sz w:val="36"/>
       <w:szCs w:val="36"/>

--- a/docassemble/MAInformalAppelleeBrief/data/templates/appellee_brief_next_steps.docx
+++ b/docassemble/MAInformalAppelleeBrief/data/templates/appellee_brief_next_steps.docx
@@ -49,20 +49,28 @@
       </w:pPr>
     </w:p>
     <w:p>
-      <w:r>
-        <w:t xml:space="preserve">Congratulations </w:t>
-      </w:r>
+      <w:proofErr w:type="gramStart"/>
       <w:r>
         <w:t>{{</w:t>
       </w:r>
       <w:r>
-        <w:t xml:space="preserve"> users </w:t>
+        <w:t xml:space="preserve"> users</w:t>
+      </w:r>
+      <w:proofErr w:type="gramEnd"/>
+      <w:r>
+        <w:t>[0]</w:t>
+      </w:r>
+      <w:r>
+        <w:t xml:space="preserve"> </w:t>
       </w:r>
       <w:r>
         <w:t>}}</w:t>
       </w:r>
       <w:r>
-        <w:t xml:space="preserve">! You have finished all the forms you need to </w:t>
+        <w:t>,</w:t>
+      </w:r>
+      <w:r>
+        <w:t xml:space="preserve"> You have finished all the forms you need to </w:t>
       </w:r>
       <w:r>
         <w:t>complete your informal brief and appendix</w:t>
@@ -152,7 +160,27 @@
             <w14:bevel/>
           </w14:textOutline>
         </w:rPr>
-        <w:t>the appellee(s)</w:t>
+        <w:t>the appell</w:t>
+      </w:r>
+      <w:r>
+        <w:rPr>
+          <w14:textOutline w14:w="9525" w14:cap="rnd" w14:cmpd="sng" w14:algn="ctr">
+            <w14:noFill/>
+            <w14:prstDash w14:val="solid"/>
+            <w14:bevel/>
+          </w14:textOutline>
+        </w:rPr>
+        <w:t>ant</w:t>
+      </w:r>
+      <w:r>
+        <w:rPr>
+          <w14:textOutline w14:w="9525" w14:cap="rnd" w14:cmpd="sng" w14:algn="ctr">
+            <w14:noFill/>
+            <w14:prstDash w14:val="solid"/>
+            <w14:bevel/>
+          </w14:textOutline>
+        </w:rPr>
+        <w:t>(s)</w:t>
       </w:r>
       <w:r>
         <w:rPr>
@@ -353,7 +381,13 @@
         <w:suppressAutoHyphens w:val="0"/>
       </w:pPr>
       <w:r>
-        <w:t xml:space="preserve">Look over the forms below, one more time. Make sure everything is correct. </w:t>
+        <w:t xml:space="preserve">Look over </w:t>
+      </w:r>
+      <w:r>
+        <w:t xml:space="preserve">all </w:t>
+      </w:r>
+      <w:r>
+        <w:t xml:space="preserve">the forms, one more time. Make sure everything is correct. </w:t>
       </w:r>
     </w:p>
     <w:p>
@@ -368,7 +402,7 @@
       <w:r>
         <w:t xml:space="preserve">Be sure to include the </w:t>
       </w:r>
-      <w:hyperlink w:anchor="_Record_Appendix_(filed" w:history="1">
+      <w:hyperlink w:anchor="_Supplemental_Record_Appendix" w:history="1">
         <w:r>
           <w:rPr>
             <w:rStyle w:val="Hyperlink"/>
@@ -391,12 +425,24 @@
       <w:r>
         <w:t xml:space="preserve"> </w:t>
       </w:r>
-      <w:hyperlink w:anchor="_Impounded_Record_Appendix" w:history="1">
+      <w:hyperlink w:anchor="_Impounded_Supplemental_Record" w:history="1">
         <w:r>
           <w:rPr>
             <w:rStyle w:val="Hyperlink"/>
           </w:rPr>
-          <w:t>Impounded Record Appendix</w:t>
+          <w:t xml:space="preserve">Impounded </w:t>
+        </w:r>
+        <w:r>
+          <w:rPr>
+            <w:rStyle w:val="Hyperlink"/>
+          </w:rPr>
+          <w:t xml:space="preserve">Supplemental </w:t>
+        </w:r>
+        <w:r>
+          <w:rPr>
+            <w:rStyle w:val="Hyperlink"/>
+          </w:rPr>
+          <w:t>Record Appendix</w:t>
         </w:r>
       </w:hyperlink>
       <w:r>
@@ -628,13 +674,15 @@
       <w:pPr>
         <w:pStyle w:val="Heading2"/>
       </w:pPr>
+      <w:bookmarkStart w:id="5" w:name="_Filing_the_brief"/>
+      <w:bookmarkEnd w:id="5"/>
       <w:r>
         <w:t>Filing the brief electronically</w:t>
       </w:r>
     </w:p>
     <w:p>
       <w:r>
-        <w:t>You can file this brief electronically with the Appeals Court by converting and saving this Word document to a PDF. To save as a PDF, please go to "</w:t>
+        <w:t>You can file this brief electronically with the Appeals Court by converting and saving all documents as PDFs. To save a Word document to PDF, go to "</w:t>
       </w:r>
       <w:r>
         <w:rPr>
@@ -659,7 +707,13 @@
     </w:p>
     <w:p>
       <w:r>
-        <w:t>Then, enter the appropriate file name for the PDF (e.g., Informal Appellee Brief) and select the folder where you wish to save this document. Lastly, press the "</w:t>
+        <w:t>Then, enter the appropriate file name for the PDF (e.g., Informal Appell</w:t>
+      </w:r>
+      <w:r>
+        <w:t>ee</w:t>
+      </w:r>
+      <w:r>
+        <w:t xml:space="preserve"> Brief) and select the folder where you wish to save this document. Lastly, press the "</w:t>
       </w:r>
       <w:r>
         <w:rPr>
@@ -669,7 +723,10 @@
         <w:t>Save</w:t>
       </w:r>
       <w:r>
-        <w:t xml:space="preserve">" button at the bottom to complete saving. An informal brief may be electronically served and filed by </w:t>
+        <w:t xml:space="preserve">" button at the bottom to complete saving. </w:t>
+      </w:r>
+      <w:r>
+        <w:t xml:space="preserve">An informal brief may be electronically served and filed by </w:t>
       </w:r>
       <w:hyperlink r:id="rId13" w:history="1">
         <w:r>
@@ -687,6 +744,8 @@
       <w:pPr>
         <w:pStyle w:val="Heading2"/>
       </w:pPr>
+      <w:bookmarkStart w:id="6" w:name="_Filing_the_brief_1"/>
+      <w:bookmarkEnd w:id="6"/>
       <w:r>
         <w:t>Filing the brief by mail</w:t>
       </w:r>
@@ -778,7 +837,7 @@
     <w:p/>
     <w:p>
       <w:r>
-        <w:t>To print a copy of this Word document, please go to "</w:t>
+        <w:t>To print a copy, go to "</w:t>
       </w:r>
       <w:r>
         <w:rPr>
@@ -808,10 +867,12 @@
         <w:t>Print</w:t>
       </w:r>
       <w:r>
-        <w:t>" button, with the printer icon, to complete printing.</w:t>
-      </w:r>
-    </w:p>
-    <w:p/>
+        <w:t>" button, with the printer icon, to complete printing</w:t>
+      </w:r>
+      <w:r>
+        <w:t>.</w:t>
+      </w:r>
+    </w:p>
     <w:p>
       <w:pPr>
         <w:pStyle w:val="Heading2"/>
@@ -898,6 +959,8 @@
       <w:pPr>
         <w:pStyle w:val="Heading2"/>
       </w:pPr>
+      <w:bookmarkStart w:id="7" w:name="_Supplemental_Record_Appendix"/>
+      <w:bookmarkEnd w:id="7"/>
       <w:r>
         <w:lastRenderedPageBreak/>
         <w:t>Supplemental Record Appendix (filed as a separate document)</w:t>
@@ -1238,7 +1301,23 @@
           <w:rFonts w:eastAsia="Times New Roman"/>
           <w:color w:val="000000" w:themeColor="text1"/>
         </w:rPr>
-        <w:t xml:space="preserve">  A template is provided as part of this pilot program. A copy of a supplemental appendix must be served on each party in the case, with the service identified in your certificate of service. </w:t>
+        <w:t xml:space="preserve"> </w:t>
+      </w:r>
+      <w:hyperlink r:id="rId16" w:history="1">
+        <w:r>
+          <w:rPr>
+            <w:rStyle w:val="Hyperlink"/>
+            <w:rFonts w:eastAsia="Times New Roman"/>
+          </w:rPr>
+          <w:t>A template</w:t>
+        </w:r>
+      </w:hyperlink>
+      <w:r>
+        <w:rPr>
+          <w:rFonts w:eastAsia="Times New Roman"/>
+          <w:color w:val="000000" w:themeColor="text1"/>
+        </w:rPr>
+        <w:t xml:space="preserve"> is provided as part of this pilot program. A copy of a supplemental appendix must be served on each party in the case, with the service identified in your certificate of service. </w:t>
       </w:r>
     </w:p>
     <w:p>
@@ -1434,8 +1513,18 @@
       <w:pPr>
         <w:pStyle w:val="Heading2"/>
       </w:pPr>
-      <w:r>
-        <w:t>Impounded Record Appendix (filed as a separate document)</w:t>
+      <w:bookmarkStart w:id="8" w:name="_Impounded_Record_Appendix"/>
+      <w:bookmarkStart w:id="9" w:name="_Impounded_Supplemental_Record"/>
+      <w:bookmarkEnd w:id="8"/>
+      <w:bookmarkEnd w:id="9"/>
+      <w:r>
+        <w:t xml:space="preserve">Impounded </w:t>
+      </w:r>
+      <w:r>
+        <w:t xml:space="preserve">Supplemental </w:t>
+      </w:r>
+      <w:r>
+        <w:t>Record Appendix (filed as a separate document)</w:t>
       </w:r>
     </w:p>
     <w:p>
@@ -1444,26 +1533,45 @@
           <w:lang w:val="en-US"/>
         </w:rPr>
       </w:pPr>
-    </w:p>
-    <w:p>
-      <w:pPr>
+      <w:r>
         <w:rPr>
           <w:lang w:val="en-US"/>
         </w:rPr>
-      </w:pPr>
+        <w:t xml:space="preserve">In addition to information that is automatically impounded or confidential under a law or court rule, such as the names of children or victims of certain crimes or financial statements in a divorce or child support case, any information or document that was impounded in the trial court continues to be impounded in the Appeals Court.  </w:t>
+      </w:r>
       <w:r>
         <w:rPr>
           <w:b/>
           <w:bCs/>
           <w:lang w:val="en-US"/>
         </w:rPr>
-        <w:tab/>
+        <w:t>You are responsible for finding out which if any such laws or rules apply in your case</w:t>
       </w:r>
       <w:r>
         <w:rPr>
           <w:lang w:val="en-US"/>
         </w:rPr>
-        <w:t xml:space="preserve">In addition to information that is automatically impounded or confidential under a law or court rule, such as the names of children or victims of certain crimes or financial statements in a divorce or child support case, any information or document that was impounded in the trial court continues to be impounded in the Appeals Court.  </w:t>
+        <w:t>.</w:t>
+      </w:r>
+    </w:p>
+    <w:p>
+      <w:pPr>
+        <w:rPr>
+          <w:lang w:val="en-US"/>
+        </w:rPr>
+      </w:pPr>
+    </w:p>
+    <w:p>
+      <w:pPr>
+        <w:rPr>
+          <w:lang w:val="en-US"/>
+        </w:rPr>
+      </w:pPr>
+      <w:r>
+        <w:rPr>
+          <w:lang w:val="en-US"/>
+        </w:rPr>
+        <w:t xml:space="preserve">Documents containing </w:t>
       </w:r>
       <w:r>
         <w:rPr>
@@ -1471,21 +1579,29 @@
           <w:bCs/>
           <w:lang w:val="en-US"/>
         </w:rPr>
-        <w:t>You are responsible for finding out which if any such laws or rules apply in your case</w:t>
+        <w:t>impounded information must be filed in a separate record appendix volume</w:t>
       </w:r>
       <w:r>
         <w:rPr>
           <w:lang w:val="en-US"/>
         </w:rPr>
-        <w:t>.</w:t>
-      </w:r>
-    </w:p>
-    <w:p>
-      <w:pPr>
+        <w:t xml:space="preserve"> whose cover states it "Contains Impounded Material."  Like your regular record appendix, this impounded volume of appendix must have consecutive page numbers, with the cover page being page one, and must have a table of contents listing each document along with the page where it begins. </w:t>
+      </w:r>
+      <w:hyperlink r:id="rId17" w:history="1">
+        <w:r>
+          <w:rPr>
+            <w:rStyle w:val="Hyperlink"/>
+            <w:lang w:val="en-US"/>
+          </w:rPr>
+          <w:t>A template</w:t>
+        </w:r>
+      </w:hyperlink>
+      <w:r>
         <w:rPr>
           <w:lang w:val="en-US"/>
         </w:rPr>
-      </w:pPr>
+        <w:t xml:space="preserve"> is provided as part of this pilot program.</w:t>
+      </w:r>
     </w:p>
     <w:p>
       <w:pPr>
@@ -1493,46 +1609,17 @@
           <w:lang w:val="en-US"/>
         </w:rPr>
       </w:pPr>
-      <w:r>
+    </w:p>
+    <w:p>
+      <w:pPr>
         <w:rPr>
           <w:lang w:val="en-US"/>
         </w:rPr>
-        <w:tab/>
-        <w:t xml:space="preserve">Documents containing </w:t>
-      </w:r>
-      <w:r>
-        <w:rPr>
-          <w:b/>
-          <w:bCs/>
+      </w:pPr>
+      <w:r>
+        <w:rPr>
           <w:lang w:val="en-US"/>
         </w:rPr>
-        <w:t>impounded information must be filed in a separate record appendix volume</w:t>
-      </w:r>
-      <w:r>
-        <w:rPr>
-          <w:lang w:val="en-US"/>
-        </w:rPr>
-        <w:t xml:space="preserve"> whose cover states it "Contains Impounded Material."  Like your regular record appendix, this impounded volume of appendix must have consecutive page numbers, with the cover page being page one, and must have a table of contents listing each document along with the page where it begins.  A template is provided as part of this pilot program.</w:t>
-      </w:r>
-    </w:p>
-    <w:p>
-      <w:pPr>
-        <w:rPr>
-          <w:lang w:val="en-US"/>
-        </w:rPr>
-      </w:pPr>
-    </w:p>
-    <w:p>
-      <w:pPr>
-        <w:rPr>
-          <w:lang w:val="en-US"/>
-        </w:rPr>
-      </w:pPr>
-      <w:r>
-        <w:rPr>
-          <w:lang w:val="en-US"/>
-        </w:rPr>
-        <w:tab/>
         <w:t xml:space="preserve">Documents that are not impounded but appear in an appendix and contain confidential or personal identifying information (PII) must be "redacted," which means </w:t>
       </w:r>
       <w:r>
@@ -3700,6 +3787,7 @@
   <w:style w:type="character" w:default="1" w:styleId="DefaultParagraphFont">
     <w:name w:val="Default Paragraph Font"/>
     <w:uiPriority w:val="1"/>
+    <w:semiHidden/>
     <w:unhideWhenUsed/>
   </w:style>
   <w:style w:type="table" w:default="1" w:styleId="TableNormal">
@@ -4393,6 +4481,30 @@
     <w:rPr>
       <w:color w:val="F49100" w:themeColor="hyperlink"/>
       <w:u w:val="single"/>
+    </w:rPr>
+  </w:style>
+  <w:style w:type="character" w:styleId="FollowedHyperlink">
+    <w:name w:val="FollowedHyperlink"/>
+    <w:basedOn w:val="DefaultParagraphFont"/>
+    <w:uiPriority w:val="99"/>
+    <w:semiHidden/>
+    <w:unhideWhenUsed/>
+    <w:rsid w:val="00646CC2"/>
+    <w:rPr>
+      <w:color w:val="85DFD0" w:themeColor="followedHyperlink"/>
+      <w:u w:val="single"/>
+    </w:rPr>
+  </w:style>
+  <w:style w:type="character" w:styleId="UnresolvedMention">
+    <w:name w:val="Unresolved Mention"/>
+    <w:basedOn w:val="DefaultParagraphFont"/>
+    <w:uiPriority w:val="99"/>
+    <w:semiHidden/>
+    <w:unhideWhenUsed/>
+    <w:rsid w:val="003E4651"/>
+    <w:rPr>
+      <w:color w:val="605E5C"/>
+      <w:shd w:val="clear" w:color="auto" w:fill="E1DFDD"/>
     </w:rPr>
   </w:style>
 </w:styles>
